--- a/docs/CADERNO_DE_PROCESSO.docx
+++ b/docs/CADERNO_DE_PROCESSO.docx
@@ -794,6 +794,179 @@
     </w:p>
     <w:p>
       <w:pPr>
+        <w:pStyle w:val="Heading2"/>
+        <w:spacing w:before="260" w:after="120"/>
+      </w:pPr>
+      <w:r>
+        <w:rPr>
+          <w:rFonts w:ascii="Calibri" w:hAnsi="Calibri"/>
+          <w:b/>
+          <w:color w:val="14252B"/>
+          <w:sz w:val="24"/>
+        </w:rPr>
+        <w:t>Fase 6 — Validação semântica dos indicadores e unidade de análise</w:t>
+      </w:r>
+    </w:p>
+    <w:p>
+      <w:pPr>
+        <w:spacing w:before="60" w:after="140"/>
+        <w:ind w:left="340"/>
+        <w:pBdr>
+          <w:left w:val="single" w:sz="12" w:space="8" w:color="025C75"/>
+        </w:pBdr>
+      </w:pPr>
+      <w:r>
+        <w:rPr>
+          <w:rFonts w:ascii="Calibri" w:hAnsi="Calibri"/>
+          <w:b w:val="0"/>
+          <w:i/>
+          <w:color w:val="3A4A51"/>
+          <w:sz w:val="19"/>
+        </w:rPr>
+        <w:t>“Depósitos 'a vista são mais volateis que depósitos a prazo (CDB , LF...) O que você quis dizer com outras fones que não o deposito?”</w:t>
+      </w:r>
+    </w:p>
+    <w:p>
+      <w:pPr>
+        <w:spacing w:before="60" w:after="140"/>
+        <w:ind w:left="340"/>
+        <w:pBdr>
+          <w:left w:val="single" w:sz="12" w:space="8" w:color="025C75"/>
+        </w:pBdr>
+      </w:pPr>
+      <w:r>
+        <w:rPr>
+          <w:rFonts w:ascii="Calibri" w:hAnsi="Calibri"/>
+          <w:b w:val="0"/>
+          <w:i/>
+          <w:color w:val="3A4A51"/>
+          <w:sz w:val="19"/>
+        </w:rPr>
+        <w:t>“uma dúvida: está correto a UBS (Brasil) Prudencial ter 100% na carteira PF em alto risco (na P2)?”</w:t>
+      </w:r>
+    </w:p>
+    <w:p>
+      <w:pPr>
+        <w:spacing w:before="60" w:after="140"/>
+        <w:ind w:left="340"/>
+        <w:pBdr>
+          <w:left w:val="single" w:sz="12" w:space="8" w:color="025C75"/>
+        </w:pBdr>
+      </w:pPr>
+      <w:r>
+        <w:rPr>
+          <w:rFonts w:ascii="Calibri" w:hAnsi="Calibri"/>
+          <w:b w:val="0"/>
+          <w:i/>
+          <w:color w:val="3A4A51"/>
+          <w:sz w:val="19"/>
+        </w:rPr>
+        <w:t>“meça o efeito de tirar o p2_7”</w:t>
+      </w:r>
+    </w:p>
+    <w:p>
+      <w:pPr>
+        <w:spacing w:before="60" w:after="140"/>
+        <w:ind w:left="340"/>
+        <w:pBdr>
+          <w:left w:val="single" w:sz="12" w:space="8" w:color="025C75"/>
+        </w:pBdr>
+      </w:pPr>
+      <w:r>
+        <w:rPr>
+          <w:rFonts w:ascii="Calibri" w:hAnsi="Calibri"/>
+          <w:b w:val="0"/>
+          <w:i/>
+          <w:color w:val="3A4A51"/>
+          <w:sz w:val="19"/>
+        </w:rPr>
+        <w:t>“implemente a guarda de ticket com o p90 do recorte. Me explique também como o HHI de modalidade da UBS está dando 10.000?”</w:t>
+      </w:r>
+    </w:p>
+    <w:p>
+      <w:pPr>
+        <w:spacing w:before="60" w:after="140"/>
+        <w:ind w:left="340"/>
+        <w:pBdr>
+          <w:left w:val="single" w:sz="12" w:space="8" w:color="025C75"/>
+        </w:pBdr>
+      </w:pPr>
+      <w:r>
+        <w:rPr>
+          <w:rFonts w:ascii="Calibri" w:hAnsi="Calibri"/>
+          <w:b w:val="0"/>
+          <w:i/>
+          <w:color w:val="3A4A51"/>
+          <w:sz w:val="19"/>
+        </w:rPr>
+        <w:t>“o indicador de atraso acima de 90 dividido por carteira total pode ser impactado pela política de write-off da instituição, certo? Não mude nada antes de perguntar”</w:t>
+      </w:r>
+    </w:p>
+    <w:p>
+      <w:pPr>
+        <w:spacing w:before="60" w:after="140"/>
+        <w:ind w:left="340"/>
+        <w:pBdr>
+          <w:left w:val="single" w:sz="12" w:space="8" w:color="025C75"/>
+        </w:pBdr>
+      </w:pPr>
+      <w:r>
+        <w:rPr>
+          <w:rFonts w:ascii="Calibri" w:hAnsi="Calibri"/>
+          <w:b w:val="0"/>
+          <w:i/>
+          <w:color w:val="3A4A51"/>
+          <w:sz w:val="19"/>
+        </w:rPr>
+        <w:t>“Vamos em frente. Professor elogiou o trabalho. Pediu apenas uma adequação: existem instituições bancárias que pertencem ao mesmo conglomerado e que estão aparecendo de forma separada, prejudicando a análise da agenda de supervisão. Acho pertinente o apontamento, vamos buscar adequar.”</w:t>
+      </w:r>
+    </w:p>
+    <w:p>
+      <w:pPr>
+        <w:spacing w:before="60" w:after="140"/>
+        <w:ind w:left="340"/>
+        <w:pBdr>
+          <w:left w:val="single" w:sz="12" w:space="8" w:color="025C75"/>
+        </w:pBdr>
+      </w:pPr>
+      <w:r>
+        <w:rPr>
+          <w:rFonts w:ascii="Calibri" w:hAnsi="Calibri"/>
+          <w:b w:val="0"/>
+          <w:i/>
+          <w:color w:val="3A4A51"/>
+          <w:sz w:val="19"/>
+        </w:rPr>
+        <w:t>“Siga com B. Não faça nada em relação ao item do write-off, deixe como está hoje”</w:t>
+      </w:r>
+    </w:p>
+    <w:p>
+      <w:pPr>
+        <w:spacing w:before="0" w:after="120"/>
+      </w:pPr>
+      <w:r>
+        <w:rPr>
+          <w:rFonts w:ascii="Calibri" w:hAnsi="Calibri"/>
+          <w:b/>
+          <w:i w:val="0"/>
+          <w:color w:val="14252B"/>
+          <w:sz w:val="21"/>
+        </w:rPr>
+        <w:t xml:space="preserve">A fase madura do projeto. </w:t>
+      </w:r>
+      <w:r>
+        <w:rPr>
+          <w:rFonts w:ascii="Calibri" w:hAnsi="Calibri"/>
+          <w:b w:val="0"/>
+          <w:i w:val="0"/>
+          <w:color w:val="14252B"/>
+          <w:sz w:val="21"/>
+        </w:rPr>
+        <w:t>Os comandos deixam de pedir construção e passam a interrogar o significado do que já está na tela: se a palavra “volátil” descreve a conta que o indicador realmente soma, se 100% de carteira PF em alto risco pode conviver com 0,00% de inadimplência, se um índice de atraso sobre carteira mede deterioração ou política de baixa. Duas instruções de método se firmam aqui e valem registro: “meça o efeito”, que converte hipótese em teste antes de virar código, e “não mude nada antes de perguntar”, que separa diagnóstico de intervenção. Foi sob a segunda que a discussão do write-off terminou sem alteração no painel — a limitação foi documentada, e o indicador, mantido como está.</w:t>
+      </w:r>
+    </w:p>
+    <w:p>
+      <w:pPr>
         <w:pStyle w:val="Heading1"/>
         <w:spacing w:before="360" w:after="160"/>
       </w:pPr>
@@ -1195,6 +1368,174 @@
                 <w:sz w:val="19"/>
               </w:rPr>
               <w:t>O valor permanece como padrão — o quartil superior do grupo de pares —, mas passou a ser ajustável na interface: é convenção de triagem, não exigência normativa, e quem discorda precisa poder testar o efeito na hora.</w:t>
+            </w:r>
+          </w:p>
+        </w:tc>
+      </w:tr>
+      <w:tr>
+        <w:tc>
+          <w:tcPr>
+            <w:tcW w:type="dxa" w:w="2721"/>
+          </w:tcPr>
+          <w:p>
+            <w:pPr>
+              <w:spacing w:after="40"/>
+            </w:pPr>
+            <w:r>
+              <w:rPr>
+                <w:rFonts w:ascii="Calibri" w:hAnsi="Calibri"/>
+                <w:color w:val="14252B"/>
+                <w:sz w:val="19"/>
+              </w:rPr>
+              <w:t>Agregar de fato os sistemas cooperativos: somar os níveis das singulares e recalcular os indicadores por sistema</w:t>
+            </w:r>
+          </w:p>
+        </w:tc>
+        <w:tc>
+          <w:tcPr>
+            <w:tcW w:type="dxa" w:w="1531"/>
+          </w:tcPr>
+          <w:p>
+            <w:pPr>
+              <w:spacing w:after="40"/>
+            </w:pPr>
+            <w:r>
+              <w:rPr>
+                <w:rFonts w:ascii="Calibri" w:hAnsi="Calibri"/>
+                <w:color w:val="14252B"/>
+                <w:sz w:val="19"/>
+              </w:rPr>
+              <w:t>Rejeitado</w:t>
+            </w:r>
+          </w:p>
+        </w:tc>
+        <w:tc>
+          <w:tcPr>
+            <w:tcW w:type="dxa" w:w="5386"/>
+          </w:tcPr>
+          <w:p>
+            <w:pPr>
+              <w:spacing w:after="40"/>
+            </w:pPr>
+            <w:r>
+              <w:rPr>
+                <w:rFonts w:ascii="Calibri" w:hAnsi="Calibri"/>
+                <w:color w:val="14252B"/>
+                <w:sz w:val="19"/>
+              </w:rPr>
+              <w:t>O ganho prometido foi medido e não existe: o HHI vai de 990 para 1.004 e o CR5 não se move (66,1%), porque o topo já são os bancos grandes. O custo é alto — o grupo de pares b3S cairia de 154 para cerca de 19 unidades, tornando os percentis grosseiros, e a Basileia teria de virar ΣPR÷ΣRWA, que não é o índice regulatório. Decisivo: o vínculo de filiação não é publicado pelo BCB, e um mapeamento incompleto produziria número errado.</w:t>
+            </w:r>
+          </w:p>
+        </w:tc>
+      </w:tr>
+      <w:tr>
+        <w:tc>
+          <w:tcPr>
+            <w:tcW w:type="dxa" w:w="2721"/>
+          </w:tcPr>
+          <w:p>
+            <w:pPr>
+              <w:spacing w:after="40"/>
+            </w:pPr>
+            <w:r>
+              <w:rPr>
+                <w:rFonts w:ascii="Calibri" w:hAnsi="Calibri"/>
+                <w:color w:val="14252B"/>
+                <w:sz w:val="19"/>
+              </w:rPr>
+              <w:t>Agrupar os sistemas cooperativos apenas na apresentação, com chave na tela para desfazer</w:t>
+            </w:r>
+          </w:p>
+        </w:tc>
+        <w:tc>
+          <w:tcPr>
+            <w:tcW w:type="dxa" w:w="1531"/>
+          </w:tcPr>
+          <w:p>
+            <w:pPr>
+              <w:spacing w:after="40"/>
+            </w:pPr>
+            <w:r>
+              <w:rPr>
+                <w:rFonts w:ascii="Calibri" w:hAnsi="Calibri"/>
+                <w:color w:val="14252B"/>
+                <w:sz w:val="19"/>
+              </w:rPr>
+              <w:t>Aceito</w:t>
+            </w:r>
+          </w:p>
+        </w:tc>
+        <w:tc>
+          <w:tcPr>
+            <w:tcW w:type="dxa" w:w="5386"/>
+          </w:tcPr>
+          <w:p>
+            <w:pPr>
+              <w:spacing w:after="40"/>
+            </w:pPr>
+            <w:r>
+              <w:rPr>
+                <w:rFonts w:ascii="Calibri" w:hAnsi="Calibri"/>
+                <w:color w:val="14252B"/>
+                <w:sz w:val="19"/>
+              </w:rPr>
+              <w:t>Resolve o que motivou o pedido — 11 das 21 posições da agenda eram singulares Cresol — sem recalcular nada: checa_grupos.py verifica que as 91 colunas numéricas ficam idênticas. O modo de falha é seguro: filiação não reconhecida deixa a cooperativa listada sozinha, que é o comportamento anterior.</w:t>
+            </w:r>
+          </w:p>
+        </w:tc>
+      </w:tr>
+      <w:tr>
+        <w:tc>
+          <w:tcPr>
+            <w:tcW w:type="dxa" w:w="2721"/>
+          </w:tcPr>
+          <w:p>
+            <w:pPr>
+              <w:spacing w:after="40"/>
+            </w:pPr>
+            <w:r>
+              <w:rPr>
+                <w:rFonts w:ascii="Calibri" w:hAnsi="Calibri"/>
+                <w:color w:val="14252B"/>
+                <w:sz w:val="19"/>
+              </w:rPr>
+              <w:t>Criar indicador de inadimplência ampliada, somando ao atraso as baixas para prejuízo estimadas pela identidade estoque–despesa do DRE</w:t>
+            </w:r>
+          </w:p>
+        </w:tc>
+        <w:tc>
+          <w:tcPr>
+            <w:tcW w:type="dxa" w:w="1531"/>
+          </w:tcPr>
+          <w:p>
+            <w:pPr>
+              <w:spacing w:after="40"/>
+            </w:pPr>
+            <w:r>
+              <w:rPr>
+                <w:rFonts w:ascii="Calibri" w:hAnsi="Calibri"/>
+                <w:color w:val="14252B"/>
+                <w:sz w:val="19"/>
+              </w:rPr>
+              <w:t>Rejeitado</w:t>
+            </w:r>
+          </w:p>
+        </w:tc>
+        <w:tc>
+          <w:tcPr>
+            <w:tcW w:type="dxa" w:w="5386"/>
+          </w:tcPr>
+          <w:p>
+            <w:pPr>
+              <w:spacing w:after="40"/>
+            </w:pPr>
+            <w:r>
+              <w:rPr>
+                <w:rFonts w:ascii="Calibri" w:hAnsi="Calibri"/>
+                <w:color w:val="14252B"/>
+                <w:sz w:val="19"/>
+              </w:rPr>
+              <w:t>O IF.data não publica campo de write-off; a estimativa dependeria de um resultado líquido de reversões, acumulado por semestre e com quebra de regime própria em 2025. Trocaria um viés conhecido e documentado por um erro de magnitude desconhecida. A limitação ficou registrada no relatório metodológico e o indicador, inalterado.</w:t>
             </w:r>
           </w:p>
         </w:tc>
@@ -4562,7 +4903,122 @@
           <w:color w:val="14252B"/>
           <w:sz w:val="24"/>
         </w:rPr>
-        <w:t>3.6 Sobre a categoria “série deflacionada indevidamente”</w:t>
+        <w:t>Episódio 6 — Verificação que não verificava: a contagem de páginas</w:t>
+      </w:r>
+    </w:p>
+    <w:p>
+      <w:pPr>
+        <w:spacing w:before="0" w:after="120"/>
+      </w:pPr>
+      <w:r>
+        <w:rPr>
+          <w:rFonts w:ascii="Calibri" w:hAnsi="Calibri"/>
+          <w:b/>
+          <w:i w:val="0"/>
+          <w:color w:val="14252B"/>
+          <w:sz w:val="21"/>
+        </w:rPr>
+        <w:t xml:space="preserve">Categoria: </w:t>
+      </w:r>
+      <w:r>
+        <w:rPr>
+          <w:rFonts w:ascii="Calibri" w:hAnsi="Calibri"/>
+          <w:b w:val="0"/>
+          <w:i w:val="0"/>
+          <w:color w:val="14252B"/>
+          <w:sz w:val="21"/>
+        </w:rPr>
+        <w:t>teste que confirma o que deveria testar — a falha mais silenciosa das quatro, porque produz um selo de aprovação e não uma mensagem de erro.</w:t>
+      </w:r>
+    </w:p>
+    <w:p>
+      <w:pPr>
+        <w:spacing w:before="0" w:after="120"/>
+      </w:pPr>
+      <w:r>
+        <w:rPr>
+          <w:rFonts w:ascii="Calibri" w:hAnsi="Calibri"/>
+          <w:b/>
+          <w:i w:val="0"/>
+          <w:color w:val="14252B"/>
+          <w:sz w:val="21"/>
+        </w:rPr>
+        <w:t xml:space="preserve">O erro. </w:t>
+      </w:r>
+      <w:r>
+        <w:rPr>
+          <w:rFonts w:ascii="Calibri" w:hAnsi="Calibri"/>
+          <w:b w:val="0"/>
+          <w:i w:val="0"/>
+          <w:color w:val="14252B"/>
+          <w:sz w:val="21"/>
+        </w:rPr>
+        <w:t>Os relatórios de Diagnóstico e de Limites foram especificados com uma página cada. A conferência automatizada reportou uma página para os dois, e a entrega seguiu. O método usado — ComputeStatistics do Word — devolve a contagem sem repaginar o documento, e devolvia 1 também para o Caderno de Processo, que tem onze páginas. Um verificador que aprova qualquer entrada não é um verificador.</w:t>
+      </w:r>
+    </w:p>
+    <w:p>
+      <w:pPr>
+        <w:spacing w:before="0" w:after="120"/>
+      </w:pPr>
+      <w:r>
+        <w:rPr>
+          <w:rFonts w:ascii="Calibri" w:hAnsi="Calibri"/>
+          <w:b/>
+          <w:i w:val="0"/>
+          <w:color w:val="14252B"/>
+          <w:sz w:val="21"/>
+        </w:rPr>
+        <w:t xml:space="preserve">Como o erro se revelou. </w:t>
+      </w:r>
+      <w:r>
+        <w:rPr>
+          <w:rFonts w:ascii="Calibri" w:hAnsi="Calibri"/>
+          <w:b w:val="0"/>
+          <w:i w:val="0"/>
+          <w:color w:val="14252B"/>
+          <w:sz w:val="21"/>
+        </w:rPr>
+        <w:t>Ao acrescentar um parágrafo ao relatório de Limites, a medição foi refeita forçando a repaginação (Repaginate seguido de Content.Information). Os dois relatórios de uma página ocupavam duas: Limites transbordava cerca de 98 pontos tipográficos e Diagnóstico, 51 — este último sem ter recebido qualquer alteração, o que descartou o parágrafo novo como causa e apontou a medição como culpada.</w:t>
+      </w:r>
+    </w:p>
+    <w:p>
+      <w:pPr>
+        <w:spacing w:before="0" w:after="120"/>
+      </w:pPr>
+      <w:r>
+        <w:rPr>
+          <w:rFonts w:ascii="Calibri" w:hAnsi="Calibri"/>
+          <w:b/>
+          <w:i w:val="0"/>
+          <w:color w:val="14252B"/>
+          <w:sz w:val="21"/>
+        </w:rPr>
+        <w:t xml:space="preserve">Desfecho. </w:t>
+      </w:r>
+      <w:r>
+        <w:rPr>
+          <w:rFonts w:ascii="Calibri" w:hAnsi="Calibri"/>
+          <w:b w:val="0"/>
+          <w:i w:val="0"/>
+          <w:color w:val="14252B"/>
+          <w:sz w:val="21"/>
+        </w:rPr>
+        <w:t>A correção foi tipográfica, não editorial: entrelinha, espaçamento entre parágrafos e margens, sem alterar uma palavra dos textos já aprovados. Os dois relatórios passaram a ocupar uma página de fato, verificada com repaginação forçada. O Caderno permanece com onze, como sempre esteve.</w:t>
+      </w:r>
+    </w:p>
+    <w:p>
+      <w:pPr>
+        <w:pStyle w:val="Heading2"/>
+        <w:spacing w:before="260" w:after="120"/>
+      </w:pPr>
+      <w:r>
+        <w:rPr>
+          <w:rFonts w:ascii="Calibri" w:hAnsi="Calibri"/>
+          <w:b/>
+          <w:color w:val="14252B"/>
+          <w:sz w:val="24"/>
+        </w:rPr>
+        <w:t>3.7 Sobre a categoria “série deflacionada indevidamente”</w:t>
       </w:r>
     </w:p>
     <w:p>
@@ -4793,6 +5249,36 @@
           <w:sz w:val="21"/>
         </w:rPr>
         <w:t>Não previsto na concepção, e incorporado por necessidade: uma bateria de testes automatizados que acompanha o painel e falha quando uma premissa é violada. Verificam, entre outros, que toda coluna citada na interface existe na base publicada; que a regra dos seis por pergunta sobrevive à troca de indicadores; que nenhum indicador de escopo sistêmico é exibido como se fosse da instituição; que o número do cartão corresponde ao trimestre selecionado em todas as data-bases; e que todo indicador ativo possui verbete de glossário. A camada nasceu dos episódios da seção 3: cada erro corrigido deixou um teste que impede seu retorno.</w:t>
+      </w:r>
+    </w:p>
+    <w:p>
+      <w:pPr>
+        <w:pStyle w:val="Heading2"/>
+        <w:spacing w:before="260" w:after="120"/>
+      </w:pPr>
+      <w:r>
+        <w:rPr>
+          <w:rFonts w:ascii="Calibri" w:hAnsi="Calibri"/>
+          <w:b/>
+          <w:color w:val="14252B"/>
+          <w:sz w:val="24"/>
+        </w:rPr>
+        <w:t>4.7 Da instituição como unidade única para instituição com camada de grupo</w:t>
+      </w:r>
+    </w:p>
+    <w:p>
+      <w:pPr>
+        <w:spacing w:before="0" w:after="120"/>
+      </w:pPr>
+      <w:r>
+        <w:rPr>
+          <w:rFonts w:ascii="Calibri" w:hAnsi="Calibri"/>
+          <w:b w:val="0"/>
+          <w:i w:val="0"/>
+          <w:color w:val="14252B"/>
+          <w:sz w:val="21"/>
+        </w:rPr>
+        <w:t>A concepção adotou como unidade de análise a instituição do IF.data — conglomerado prudencial ou instituição independente —, que é a unidade supervisionada e o que a fonte publica. A verificação confirmou que não há duplicidade: cada trimestre usa um único universo e nenhum código aparece duas vezes. O que a concepção não previu é que 60% do recorte seria de cooperativas singulares, autônomas do ponto de vista prudencial e organizadas em sistemas do ponto de vista econômico. A agenda de 03/2026 dedicava 11 de 21 posições a singulares do mesmo sistema. O painel final acrescenta uma camada de grupo que atua só na exibição, sem tocar em nenhum cálculo, e deixa a chave na tela para desfazê-la. É o mesmo princípio dos demais desvios: quando o dado não sustenta a agregação, declara-se a camada em vez de fundi-la no número.</w:t>
       </w:r>
     </w:p>
     <w:p>

--- a/docs/CADERNO_DE_PROCESSO.docx
+++ b/docs/CADERNO_DE_PROCESSO.docx
@@ -1536,6 +1536,62 @@
                 <w:sz w:val="19"/>
               </w:rPr>
               <w:t>O IF.data não publica campo de write-off; a estimativa dependeria de um resultado líquido de reversões, acumulado por semestre e com quebra de regime própria em 2025. Trocaria um viés conhecido e documentado por um erro de magnitude desconhecida. A limitação ficou registrada no relatório metodológico e o indicador, inalterado.</w:t>
+            </w:r>
+          </w:p>
+        </w:tc>
+      </w:tr>
+      <w:tr>
+        <w:tc>
+          <w:tcPr>
+            <w:tcW w:type="dxa" w:w="2721"/>
+          </w:tcPr>
+          <w:p>
+            <w:pPr>
+              <w:spacing w:after="40"/>
+            </w:pPr>
+            <w:r>
+              <w:rPr>
+                <w:rFonts w:ascii="Calibri" w:hAnsi="Calibri"/>
+                <w:color w:val="14252B"/>
+                <w:sz w:val="19"/>
+              </w:rPr>
+              <w:t>Deixar vazias TODAS as razões na linha de sistema, por não serem somáveis</w:t>
+            </w:r>
+          </w:p>
+        </w:tc>
+        <w:tc>
+          <w:tcPr>
+            <w:tcW w:type="dxa" w:w="1531"/>
+          </w:tcPr>
+          <w:p>
+            <w:pPr>
+              <w:spacing w:after="40"/>
+            </w:pPr>
+            <w:r>
+              <w:rPr>
+                <w:rFonts w:ascii="Calibri" w:hAnsi="Calibri"/>
+                <w:color w:val="14252B"/>
+                <w:sz w:val="19"/>
+              </w:rPr>
+              <w:t>Rejeitado ao final</w:t>
+            </w:r>
+          </w:p>
+        </w:tc>
+        <w:tc>
+          <w:tcPr>
+            <w:tcW w:type="dxa" w:w="5386"/>
+          </w:tcPr>
+          <w:p>
+            <w:pPr>
+              <w:spacing w:after="40"/>
+            </w:pPr>
+            <w:r>
+              <w:rPr>
+                <w:rFonts w:ascii="Calibri" w:hAnsi="Calibri"/>
+                <w:color w:val="14252B"/>
+                <w:sz w:val="19"/>
+              </w:rPr>
+              <w:t>O argumento — razão de conjunto não é média das razões — serve para rejeitar a média, não a soma. Onde numerador e denominador podiam ser somados, o campo ficava vazio por inércia do argumento. Crescimento, inadimplência e cobertura passaram a exibir Σnumerador÷Σdenominador, que é como se calcula número de sistema, e revelaram o que nenhuma singular mostrava: o conjunto Cresol sinalizado cresce 29,9% a.a. com inadimplência de 5,7% e cobertura de 72,5%. Basileia continua vazia, agora por razão de conteúdo: capital de cooperativas independentes não é fungível.</w:t>
             </w:r>
           </w:p>
         </w:tc>
